--- a/testakten/versausgleich-haerte-bgh-schaefer-nuernberg/docx/Vollmacht_BGH_Ehrlinger_25_11_2022.docx
+++ b/testakten/versausgleich-haerte-bgh-schaefer-nuernberg/docx/Vollmacht_BGH_Ehrlinger_25_11_2022.docx
@@ -44,17 +44,17 @@
         <w:rPr>
           <w:b/>
         </w:rPr>
-        <w:t>Frau Leonie Schaefer geb. Winterstein</w:t>
+        <w:t>Frau Leonie Schäfer geb. Winterstein</w:t>
       </w:r>
     </w:p>
     <w:p>
       <w:r>
-        <w:t>geboren am 11.06.1961 in Nuernberg</w:t>
+        <w:t>geboren am 11.06.1961 in Nürnberg</w:t>
       </w:r>
     </w:p>
     <w:p>
       <w:r>
-        <w:t>wohnhaft Schweinauer Hauptstr. 144, 90441 Nuernberg</w:t>
+        <w:t>wohnhaft Schweinauer Hauptstr. 144, 90441 Nürnberg</w:t>
       </w:r>
     </w:p>
     <w:p>
@@ -73,12 +73,12 @@
         <w:rPr>
           <w:b/>
         </w:rPr>
-        <w:t>Frau Rechtsanwaeltin Dr. Susanne Ehrlinger</w:t>
+        <w:t>Frau Rechtsanwältin Dr. Susanne Ehrlinger</w:t>
       </w:r>
     </w:p>
     <w:p>
       <w:r>
-        <w:t>und der Sozietaet</w:t>
+        <w:t>und der Sozietät</w:t>
       </w:r>
     </w:p>
     <w:p>
@@ -86,7 +86,7 @@
         <w:rPr>
           <w:b/>
         </w:rPr>
-        <w:t>Dr. Ehrlinger und Partner Rechtsanwaelte beim Bundesgerichtshof</w:t>
+        <w:t>Dr. Ehrlinger und Partner Rechtsanwälte beim Bundesgerichtshof</w:t>
       </w:r>
     </w:p>
     <w:p>
@@ -110,7 +110,7 @@
         <w:rPr>
           <w:b/>
         </w:rPr>
-        <w:t>OLG Nuernberg Az. 7 UF 743/22</w:t>
+        <w:t>OLG Nürnberg Az. 7 UF 743/22</w:t>
       </w:r>
     </w:p>
     <w:p>
@@ -131,22 +131,22 @@
     </w:p>
     <w:p>
       <w:r>
-        <w:t>1. Rechtsbeschwerde gegen den Beschluss des OLG Nuernberg vom 14.11.2022 einzulegen und zu begruenden;</w:t>
+        <w:t>1. Rechtsbeschwerde gegen den Beschluss des OLG Nürnberg vom 14.11.2022 einzulegen und zu begründen;</w:t>
       </w:r>
     </w:p>
     <w:p>
       <w:r>
-        <w:t>2. Antraege zu stellen und Erklaerungen abzugeben, soweit dies fuer die Vertretung erforderlich ist;</w:t>
+        <w:t>2. Anträge zu stellen und Erklärungen abzugeben, soweit dies für die Vertretung erforderlich ist;</w:t>
       </w:r>
     </w:p>
     <w:p>
       <w:r>
-        <w:t>3. Termine wahrzunehmen, schriftsaetzliche und muendliche Verhandlungen zu fuehren;</w:t>
+        <w:t>3. Termine wahrzunehmen, schriftsätzliche und mündliche Verhandlungen zu führen;</w:t>
       </w:r>
     </w:p>
     <w:p>
       <w:r>
-        <w:t>4. Vergleiche und sonstige verfahrensbeendende Erklaerungen abzugeben;</w:t>
+        <w:t>4. Vergleiche und sonstige verfahrensbeendende Erklärungen abzugeben;</w:t>
       </w:r>
     </w:p>
     <w:p>
@@ -159,7 +159,7 @@
     </w:p>
     <w:p>
       <w:r>
-        <w:t>Die Hauptvollmacht der Frau Rechtsanwaeltin Helene Soell-Roedelsteiner, Karolinenstr. 27, 90402 Nuernberg, vom 22.05.2021 wird damit erweitert.</w:t>
+        <w:t>Die Hauptvollmacht der Frau Rechtsanwältin Helene Söll-Rödelsteiner, Karolinenstr. 27, 90402 Nürnberg, vom 22.05.2021 wird damit erweitert.</w:t>
       </w:r>
     </w:p>
     <w:p>
@@ -167,7 +167,7 @@
     </w:p>
     <w:p>
       <w:r>
-        <w:t>Nuernberg, den 25.11.2022</w:t>
+        <w:t>Nürnberg, den 25.11.2022</w:t>
       </w:r>
     </w:p>
     <w:p>
@@ -180,11 +180,11 @@
     </w:p>
     <w:p>
       <w:r>
-        <w:t>Leonie Schaefer geb. Winterstein</w:t>
+        <w:t>Leonie Schäfer geb. Winterstein</w:t>
       </w:r>
     </w:p>
     <w:sectPr>
-      <w:pgSz w:w="12240" w:h="15840"/>
+      <w:pgSz w:w="11906" w:h="16838"/>
       <w:pgMar w:top="1417" w:right="1417" w:bottom="1417" w:left="1417" w:header="720" w:footer="720" w:gutter="0"/>
       <w:cols w:space="720"/>
       <w:docGrid w:linePitch="360"/>
